--- a/IB/4/Отчёт_4.docx
+++ b/IB/4/Отчёт_4.docx
@@ -5693,80 +5693,12 @@
       </w:r>
     </w:p>
     <w:p>
+      <w:pPr>
+        <w:pStyle w:val="110"/>
+      </w:pPr>
+      <w:bookmarkStart w:id="15" w:name="_Toc224973757"/>
       <w:r>
         <w:lastRenderedPageBreak/>
-        <w:t>Также, в процессе зашифрования происходит замер времени, необходимого для шифрования каждым из представленных способов. Замер времени представлен на рисунке 3.4.</w:t>
-      </w:r>
-    </w:p>
-    <w:p>
-      <w:pPr>
-        <w:pStyle w:val="a3"/>
-      </w:pPr>
-      <w:r>
-        <w:drawing>
-          <wp:inline distT="0" distB="0" distL="0" distR="0" wp14:anchorId="43B8A527" wp14:editId="018F06F2">
-            <wp:extent cx="1677280" cy="564042"/>
-            <wp:effectExtent l="19050" t="19050" r="18415" b="26670"/>
-            <wp:docPr id="9" name="Рисунок 9"/>
-            <wp:cNvGraphicFramePr>
-              <a:graphicFrameLocks xmlns:a="http://schemas.openxmlformats.org/drawingml/2006/main" noChangeAspect="1"/>
-            </wp:cNvGraphicFramePr>
-            <a:graphic xmlns:a="http://schemas.openxmlformats.org/drawingml/2006/main">
-              <a:graphicData uri="http://schemas.openxmlformats.org/drawingml/2006/picture">
-                <pic:pic xmlns:pic="http://schemas.openxmlformats.org/drawingml/2006/picture">
-                  <pic:nvPicPr>
-                    <pic:cNvPr id="1" name=""/>
-                    <pic:cNvPicPr/>
-                  </pic:nvPicPr>
-                  <pic:blipFill>
-                    <a:blip r:embed="rId12"/>
-                    <a:stretch>
-                      <a:fillRect/>
-                    </a:stretch>
-                  </pic:blipFill>
-                  <pic:spPr>
-                    <a:xfrm>
-                      <a:off x="0" y="0"/>
-                      <a:ext cx="1704949" cy="573347"/>
-                    </a:xfrm>
-                    <a:prstGeom prst="rect">
-                      <a:avLst/>
-                    </a:prstGeom>
-                    <a:ln>
-                      <a:solidFill>
-                        <a:schemeClr val="tx1"/>
-                      </a:solidFill>
-                    </a:ln>
-                  </pic:spPr>
-                </pic:pic>
-              </a:graphicData>
-            </a:graphic>
-          </wp:inline>
-        </w:drawing>
-      </w:r>
-    </w:p>
-    <w:p>
-      <w:pPr>
-        <w:pStyle w:val="a5"/>
-        <w:rPr>
-          <w:spacing w:val="-2"/>
-        </w:rPr>
-      </w:pPr>
-      <w:r>
-        <w:t>Рисунок 3.4 – Замер времени шифрования</w:t>
-      </w:r>
-    </w:p>
-    <w:p>
-      <w:r>
-        <w:t xml:space="preserve">На рисунке видно, что скорость шифрования у шифра Цезаря выше, чем у шифра Порты. </w:t>
-      </w:r>
-    </w:p>
-    <w:p>
-      <w:pPr>
-        <w:pStyle w:val="110"/>
-      </w:pPr>
-      <w:bookmarkStart w:id="15" w:name="_Toc224973757"/>
-      <w:r>
         <w:t>3</w:t>
       </w:r>
       <w:r>
@@ -5916,7 +5848,19 @@
         <w:rPr>
           <w:spacing w:val="-4"/>
         </w:rPr>
-        <w:t xml:space="preserve"> представлена на рисунке 3.5.</w:t>
+        <w:t xml:space="preserve"> представлена на рисунке 3.</w:t>
+      </w:r>
+      <w:r>
+        <w:rPr>
+          <w:spacing w:val="-4"/>
+        </w:rPr>
+        <w:t>4</w:t>
+      </w:r>
+      <w:r>
+        <w:rPr>
+          <w:spacing w:val="-4"/>
+        </w:rPr>
+        <w:t>.</w:t>
       </w:r>
     </w:p>
     <w:p>
@@ -5940,7 +5884,7 @@
                     <pic:cNvPicPr/>
                   </pic:nvPicPr>
                   <pic:blipFill>
-                    <a:blip r:embed="rId13"/>
+                    <a:blip r:embed="rId12"/>
                     <a:stretch>
                       <a:fillRect/>
                     </a:stretch>
@@ -5974,7 +5918,7 @@
         <w:t>Рисунок 3.</w:t>
       </w:r>
       <w:r>
-        <w:t>5</w:t>
+        <w:t>4</w:t>
       </w:r>
       <w:r>
         <w:t xml:space="preserve"> – </w:t>
@@ -6067,7 +6011,19 @@
         <w:rPr>
           <w:spacing w:val="-4"/>
         </w:rPr>
-        <w:t>crypted.txt представлена на рисунке 3.6.</w:t>
+        <w:t>crypted.txt представлена на рисунке 3.</w:t>
+      </w:r>
+      <w:r>
+        <w:rPr>
+          <w:spacing w:val="-4"/>
+        </w:rPr>
+        <w:t>5</w:t>
+      </w:r>
+      <w:r>
+        <w:rPr>
+          <w:spacing w:val="-4"/>
+        </w:rPr>
+        <w:t>.</w:t>
       </w:r>
     </w:p>
     <w:p>
@@ -6091,7 +6047,7 @@
                     <pic:cNvPicPr/>
                   </pic:nvPicPr>
                   <pic:blipFill>
-                    <a:blip r:embed="rId14"/>
+                    <a:blip r:embed="rId13"/>
                     <a:stretch>
                       <a:fillRect/>
                     </a:stretch>
@@ -6125,7 +6081,7 @@
         <w:t>Рисунок 3.</w:t>
       </w:r>
       <w:r>
-        <w:t>6</w:t>
+        <w:t>5</w:t>
       </w:r>
       <w:r>
         <w:t xml:space="preserve"> – </w:t>
@@ -6185,42 +6141,253 @@
         <w:t>txt</w:t>
       </w:r>
       <w:r>
-        <w:t xml:space="preserve"> (с учётом </w:t>
-      </w:r>
+        <w:t xml:space="preserve"> (с учётом возможных служебных преобразований, таких как приведение к верхнему регистру и добавление символа </w:t>
+      </w:r>
+      <w:r>
+        <w:rPr>
+          <w:lang w:val="en-US"/>
+        </w:rPr>
+        <w:t>A</w:t>
+      </w:r>
+      <w:r>
+        <w:t xml:space="preserve"> при шифровании Порты).</w:t>
+      </w:r>
+    </w:p>
+    <w:p>
+      <w:pPr>
+        <w:pStyle w:val="110"/>
+      </w:pPr>
+      <w:r>
+        <w:t>3.</w:t>
+      </w:r>
+      <w:r>
+        <w:t>3</w:t>
+      </w:r>
+      <w:r>
+        <w:t xml:space="preserve"> </w:t>
+      </w:r>
+      <w:r>
+        <w:t>Время выполнения операций</w:t>
+      </w:r>
+    </w:p>
+    <w:p>
+      <w:r>
+        <w:t xml:space="preserve">Также, в процессе выполнения операций шифрования и расшифрования происходит замер времени, необходимого для шифрования и расшифрования каждым из представленных способов. На рисунке 3.6 представлен график, который отражает время выполнения действий по шифрованию и расшифрованию для каждого используемого метода. </w:t>
+      </w:r>
+    </w:p>
+    <w:p>
+      <w:pPr>
+        <w:pStyle w:val="a3"/>
+      </w:pPr>
       <w:r>
         <w:lastRenderedPageBreak/>
-        <w:t xml:space="preserve">возможных служебных преобразований, таких как приведение к верхнему регистру и добавление символа </w:t>
-      </w:r>
-      <w:r>
-        <w:rPr>
-          <w:lang w:val="en-US"/>
-        </w:rPr>
-        <w:t>A</w:t>
-      </w:r>
-      <w:r>
-        <w:t xml:space="preserve"> при шифровании Порты).</w:t>
-      </w:r>
-    </w:p>
-    <w:p>
-      <w:pPr>
-        <w:rPr>
-          <w:lang w:val="en-US"/>
-        </w:rPr>
-      </w:pPr>
-      <w:r>
-        <w:t>Также, как и при шифровании, в процессе расшифрования производится замер времени выполнения каждого алгоритма. Результаты замера времени представлены на рисунке 3.7.</w:t>
+        <w:drawing>
+          <wp:inline distT="0" distB="0" distL="0" distR="0" wp14:anchorId="418A2D40" wp14:editId="3DA0FFF8">
+            <wp:extent cx="4208509" cy="2620111"/>
+            <wp:effectExtent l="19050" t="19050" r="20955" b="27940"/>
+            <wp:docPr id="2" name="Рисунок 2"/>
+            <wp:cNvGraphicFramePr>
+              <a:graphicFrameLocks xmlns:a="http://schemas.openxmlformats.org/drawingml/2006/main" noChangeAspect="1"/>
+            </wp:cNvGraphicFramePr>
+            <a:graphic xmlns:a="http://schemas.openxmlformats.org/drawingml/2006/main">
+              <a:graphicData uri="http://schemas.openxmlformats.org/drawingml/2006/picture">
+                <pic:pic xmlns:pic="http://schemas.openxmlformats.org/drawingml/2006/picture">
+                  <pic:nvPicPr>
+                    <pic:cNvPr id="1" name=""/>
+                    <pic:cNvPicPr/>
+                  </pic:nvPicPr>
+                  <pic:blipFill>
+                    <a:blip r:embed="rId14"/>
+                    <a:stretch>
+                      <a:fillRect/>
+                    </a:stretch>
+                  </pic:blipFill>
+                  <pic:spPr>
+                    <a:xfrm>
+                      <a:off x="0" y="0"/>
+                      <a:ext cx="4220313" cy="2627460"/>
+                    </a:xfrm>
+                    <a:prstGeom prst="rect">
+                      <a:avLst/>
+                    </a:prstGeom>
+                    <a:ln>
+                      <a:solidFill>
+                        <a:schemeClr val="tx1"/>
+                      </a:solidFill>
+                    </a:ln>
+                  </pic:spPr>
+                </pic:pic>
+              </a:graphicData>
+            </a:graphic>
+          </wp:inline>
+        </w:drawing>
+      </w:r>
+    </w:p>
+    <w:p>
+      <w:pPr>
+        <w:pStyle w:val="a5"/>
+        <w:rPr>
+          <w:spacing w:val="-2"/>
+        </w:rPr>
+      </w:pPr>
+      <w:r>
+        <w:t>Рисунок 3.6 – Время выполнения</w:t>
+      </w:r>
+    </w:p>
+    <w:p>
+      <w:r>
+        <w:t xml:space="preserve">Анализ представленных данных показывает, что операции шифрования и расшифрования с использованием </w:t>
+      </w:r>
+      <w:r>
+        <w:t>шифра Цезаря</w:t>
+      </w:r>
+      <w:r>
+        <w:t xml:space="preserve"> выполняются быстрее. </w:t>
+      </w:r>
+      <w:r>
+        <w:t xml:space="preserve">Шифр Порта </w:t>
+      </w:r>
+      <w:r>
+        <w:t>требует больше времени на шифрование</w:t>
+      </w:r>
+      <w:r>
+        <w:t xml:space="preserve"> и расшифрование. </w:t>
+      </w:r>
+    </w:p>
+    <w:p>
+      <w:pPr>
+        <w:pStyle w:val="110"/>
+      </w:pPr>
+      <w:bookmarkStart w:id="16" w:name="_Toc224973758"/>
+      <w:r>
+        <w:t>3.</w:t>
+      </w:r>
+      <w:r>
+        <w:t>4</w:t>
+      </w:r>
+      <w:r>
+        <w:t xml:space="preserve"> </w:t>
+      </w:r>
+      <w:r>
+        <w:t>Гистограммы</w:t>
+      </w:r>
+      <w:bookmarkEnd w:id="16"/>
+    </w:p>
+    <w:p>
+      <w:pPr>
+        <w:rPr>
+          <w:lang w:eastAsia="ru-RU"/>
+        </w:rPr>
+      </w:pPr>
+      <w:r>
+        <w:rPr>
+          <w:lang w:eastAsia="ru-RU"/>
+        </w:rPr>
+        <w:t xml:space="preserve">В программе также реализован подсчёт вероятностей появления символов в тексте, что позволяет провести элементарный частотный анализ. </w:t>
+      </w:r>
+    </w:p>
+    <w:p>
+      <w:pPr>
+        <w:rPr>
+          <w:lang w:eastAsia="ru-RU"/>
+        </w:rPr>
+      </w:pPr>
+      <w:r>
+        <w:rPr>
+          <w:lang w:eastAsia="ru-RU"/>
+        </w:rPr>
+        <w:t>Подсчёт вероятностей осуществляется путём определения количества вхождений каждого символа алфавита в тексте с последующим делением на общее число учитываемых символов. При этом учитываются только символы, входящие в заданный алфавит</w:t>
+      </w:r>
+      <w:r>
+        <w:rPr>
+          <w:lang w:eastAsia="ru-RU"/>
+        </w:rPr>
+        <w:t xml:space="preserve">. </w:t>
+      </w:r>
+      <w:r>
+        <w:rPr>
+          <w:lang w:eastAsia="ru-RU"/>
+        </w:rPr>
+        <w:t>Полученные значения представляют собой относительные частоты появления символов.</w:t>
+      </w:r>
+    </w:p>
+    <w:p>
+      <w:pPr>
+        <w:rPr>
+          <w:lang w:eastAsia="ru-RU"/>
+        </w:rPr>
+      </w:pPr>
+      <w:r>
+        <w:rPr>
+          <w:lang w:eastAsia="ru-RU"/>
+        </w:rPr>
+        <w:t>Результаты вычислений выводятся в консоль</w:t>
+      </w:r>
+      <w:r>
+        <w:rPr>
+          <w:lang w:eastAsia="ru-RU"/>
+        </w:rPr>
+        <w:t>,</w:t>
+      </w:r>
+      <w:r>
+        <w:rPr>
+          <w:lang w:eastAsia="ru-RU"/>
+        </w:rPr>
+        <w:t xml:space="preserve"> где для каждого символа указывается соответствующая вероятность. </w:t>
+      </w:r>
+      <w:r>
+        <w:rPr>
+          <w:lang w:eastAsia="ru-RU"/>
+        </w:rPr>
+        <w:t xml:space="preserve">Диаграмма </w:t>
+      </w:r>
+      <w:r>
+        <w:rPr>
+          <w:lang w:eastAsia="ru-RU"/>
+        </w:rPr>
+        <w:t>представлен</w:t>
+      </w:r>
+      <w:r>
+        <w:rPr>
+          <w:lang w:eastAsia="ru-RU"/>
+        </w:rPr>
+        <w:t>а</w:t>
+      </w:r>
+      <w:r>
+        <w:rPr>
+          <w:lang w:eastAsia="ru-RU"/>
+        </w:rPr>
+        <w:t xml:space="preserve"> на рисунке 3.</w:t>
+      </w:r>
+      <w:r>
+        <w:rPr>
+          <w:lang w:eastAsia="ru-RU"/>
+        </w:rPr>
+        <w:t>7</w:t>
+      </w:r>
+      <w:r>
+        <w:rPr>
+          <w:lang w:eastAsia="ru-RU"/>
+        </w:rPr>
+        <w:t>.</w:t>
       </w:r>
     </w:p>
     <w:p>
       <w:pPr>
         <w:pStyle w:val="a3"/>
-      </w:pPr>
-      <w:r>
+        <w:rPr>
+          <w:lang w:eastAsia="ru-RU"/>
+        </w:rPr>
+      </w:pPr>
+      <w:r>
+        <w:rPr>
+          <w:lang w:eastAsia="ru-RU"/>
+        </w:rPr>
         <w:drawing>
-          <wp:inline distT="0" distB="0" distL="0" distR="0" wp14:anchorId="47661207" wp14:editId="7DB9170C">
-            <wp:extent cx="1857634" cy="590632"/>
-            <wp:effectExtent l="19050" t="19050" r="28575" b="19050"/>
-            <wp:docPr id="15" name="Рисунок 15"/>
+          <wp:inline distT="0" distB="0" distL="0" distR="0" wp14:anchorId="390B0B90" wp14:editId="696E6745">
+            <wp:extent cx="4249216" cy="2228850"/>
+            <wp:effectExtent l="19050" t="19050" r="18415" b="19050"/>
+            <wp:docPr id="16" name="Рисунок 16"/>
             <wp:cNvGraphicFramePr>
               <a:graphicFrameLocks xmlns:a="http://schemas.openxmlformats.org/drawingml/2006/main" noChangeAspect="1"/>
             </wp:cNvGraphicFramePr>
@@ -6240,7 +6407,7 @@
                   <pic:spPr>
                     <a:xfrm>
                       <a:off x="0" y="0"/>
-                      <a:ext cx="1857634" cy="590632"/>
+                      <a:ext cx="4276169" cy="2242988"/>
                     </a:xfrm>
                     <a:prstGeom prst="rect">
                       <a:avLst/>
@@ -6262,189 +6429,20 @@
       <w:pPr>
         <w:pStyle w:val="a5"/>
         <w:rPr>
-          <w:spacing w:val="-2"/>
-        </w:rPr>
-      </w:pPr>
-      <w:r>
+          <w:lang w:eastAsia="ru-RU"/>
+        </w:rPr>
+      </w:pPr>
+      <w:r>
+        <w:rPr>
+          <w:lang w:eastAsia="ru-RU"/>
+        </w:rPr>
         <w:t>Рисунок 3.</w:t>
       </w:r>
       <w:r>
+        <w:rPr>
+          <w:lang w:eastAsia="ru-RU"/>
+        </w:rPr>
         <w:t>7</w:t>
-      </w:r>
-      <w:r>
-        <w:t xml:space="preserve"> – Замер времени расшифрования</w:t>
-      </w:r>
-    </w:p>
-    <w:p>
-      <w:r>
-        <w:t>На основании полученных данных можно сделать вывод, что расшифрование шифра Цезаря выполняется быстрее, чем расшифрование шифра Порты, что обусловлено более простой структурой алгоритма.</w:t>
-      </w:r>
-    </w:p>
-    <w:p>
-      <w:pPr>
-        <w:pStyle w:val="110"/>
-      </w:pPr>
-      <w:bookmarkStart w:id="16" w:name="_Toc224973758"/>
-      <w:r>
-        <w:t>3.</w:t>
-      </w:r>
-      <w:r>
-        <w:t>4</w:t>
-      </w:r>
-      <w:r>
-        <w:t xml:space="preserve"> </w:t>
-      </w:r>
-      <w:r>
-        <w:t>Гистограммы</w:t>
-      </w:r>
-      <w:bookmarkEnd w:id="16"/>
-    </w:p>
-    <w:p>
-      <w:pPr>
-        <w:rPr>
-          <w:lang w:eastAsia="ru-RU"/>
-        </w:rPr>
-      </w:pPr>
-      <w:r>
-        <w:rPr>
-          <w:lang w:eastAsia="ru-RU"/>
-        </w:rPr>
-        <w:t>В программе также реализован подсчёт вероятностей появления символов в тексте, что позволяет провести элементарный частотный анализ. Данный анализ выполняется для исходного текста, а также для текста, полученного после применения шифра Цезаря.</w:t>
-      </w:r>
-    </w:p>
-    <w:p>
-      <w:pPr>
-        <w:rPr>
-          <w:lang w:eastAsia="ru-RU"/>
-        </w:rPr>
-      </w:pPr>
-      <w:r>
-        <w:rPr>
-          <w:lang w:eastAsia="ru-RU"/>
-        </w:rPr>
-        <w:t>Подсчёт вероятностей осуществляется путём определения количества вхождений каждого символа алфавита в тексте с последующим делением на общее число учитываемых символов. При этом учитываются только символы, входящие в заданный алфавит, остальные символы игнорируются. Полученные значения представляют собой относительные частоты появления символов.</w:t>
-      </w:r>
-    </w:p>
-    <w:p>
-      <w:pPr>
-        <w:rPr>
-          <w:lang w:eastAsia="ru-RU"/>
-        </w:rPr>
-      </w:pPr>
-      <w:r>
-        <w:rPr>
-          <w:lang w:eastAsia="ru-RU"/>
-        </w:rPr>
-        <w:t xml:space="preserve">Результаты вычислений выводятся в консоль в виде таблицы, где для каждого символа указывается соответствующая вероятность. </w:t>
-      </w:r>
-      <w:r>
-        <w:rPr>
-          <w:lang w:eastAsia="ru-RU"/>
-        </w:rPr>
-        <w:t>На основе этих данных составлена диаграмма,</w:t>
-      </w:r>
-      <w:r>
-        <w:rPr>
-          <w:lang w:eastAsia="ru-RU"/>
-        </w:rPr>
-        <w:t xml:space="preserve"> представлен</w:t>
-      </w:r>
-      <w:r>
-        <w:rPr>
-          <w:lang w:eastAsia="ru-RU"/>
-        </w:rPr>
-        <w:t>ная</w:t>
-      </w:r>
-      <w:r>
-        <w:rPr>
-          <w:lang w:eastAsia="ru-RU"/>
-        </w:rPr>
-        <w:t xml:space="preserve"> на рисунке 3.</w:t>
-      </w:r>
-      <w:r>
-        <w:rPr>
-          <w:lang w:eastAsia="ru-RU"/>
-        </w:rPr>
-        <w:t>8</w:t>
-      </w:r>
-      <w:r>
-        <w:rPr>
-          <w:lang w:eastAsia="ru-RU"/>
-        </w:rPr>
-        <w:t>.</w:t>
-      </w:r>
-    </w:p>
-    <w:p>
-      <w:pPr>
-        <w:pStyle w:val="a3"/>
-        <w:rPr>
-          <w:lang w:eastAsia="ru-RU"/>
-        </w:rPr>
-      </w:pPr>
-      <w:r>
-        <w:rPr>
-          <w:lang w:eastAsia="ru-RU"/>
-        </w:rPr>
-        <w:drawing>
-          <wp:inline distT="0" distB="0" distL="0" distR="0" wp14:anchorId="390B0B90" wp14:editId="4FE80698">
-            <wp:extent cx="4150112" cy="2176868"/>
-            <wp:effectExtent l="19050" t="19050" r="22225" b="13970"/>
-            <wp:docPr id="16" name="Рисунок 16"/>
-            <wp:cNvGraphicFramePr>
-              <a:graphicFrameLocks xmlns:a="http://schemas.openxmlformats.org/drawingml/2006/main" noChangeAspect="1"/>
-            </wp:cNvGraphicFramePr>
-            <a:graphic xmlns:a="http://schemas.openxmlformats.org/drawingml/2006/main">
-              <a:graphicData uri="http://schemas.openxmlformats.org/drawingml/2006/picture">
-                <pic:pic xmlns:pic="http://schemas.openxmlformats.org/drawingml/2006/picture">
-                  <pic:nvPicPr>
-                    <pic:cNvPr id="1" name=""/>
-                    <pic:cNvPicPr/>
-                  </pic:nvPicPr>
-                  <pic:blipFill>
-                    <a:blip r:embed="rId16"/>
-                    <a:stretch>
-                      <a:fillRect/>
-                    </a:stretch>
-                  </pic:blipFill>
-                  <pic:spPr>
-                    <a:xfrm>
-                      <a:off x="0" y="0"/>
-                      <a:ext cx="4167622" cy="2186052"/>
-                    </a:xfrm>
-                    <a:prstGeom prst="rect">
-                      <a:avLst/>
-                    </a:prstGeom>
-                    <a:ln>
-                      <a:solidFill>
-                        <a:schemeClr val="tx1"/>
-                      </a:solidFill>
-                    </a:ln>
-                  </pic:spPr>
-                </pic:pic>
-              </a:graphicData>
-            </a:graphic>
-          </wp:inline>
-        </w:drawing>
-      </w:r>
-    </w:p>
-    <w:p>
-      <w:pPr>
-        <w:pStyle w:val="a5"/>
-        <w:rPr>
-          <w:lang w:eastAsia="ru-RU"/>
-        </w:rPr>
-      </w:pPr>
-      <w:r>
-        <w:rPr>
-          <w:lang w:eastAsia="ru-RU"/>
-        </w:rPr>
-        <w:t>Рисунок 3.</w:t>
-      </w:r>
-      <w:r>
-        <w:rPr>
-          <w:lang w:eastAsia="ru-RU"/>
-        </w:rPr>
-        <w:t>8</w:t>
       </w:r>
       <w:r>
         <w:rPr>
@@ -6470,7 +6468,7 @@
         <w:rPr>
           <w:lang w:eastAsia="ru-RU"/>
         </w:rPr>
-        <w:t>9</w:t>
+        <w:t>8</w:t>
       </w:r>
       <w:r>
         <w:rPr>
@@ -6506,7 +6504,7 @@
                     <pic:cNvPicPr/>
                   </pic:nvPicPr>
                   <pic:blipFill>
-                    <a:blip r:embed="rId17"/>
+                    <a:blip r:embed="rId16"/>
                     <a:stretch>
                       <a:fillRect/>
                     </a:stretch>
@@ -6549,50 +6547,50 @@
         <w:rPr>
           <w:lang w:eastAsia="ru-RU"/>
         </w:rPr>
+        <w:t>8</w:t>
+      </w:r>
+      <w:r>
+        <w:rPr>
+          <w:lang w:eastAsia="ru-RU"/>
+        </w:rPr>
+        <w:t xml:space="preserve"> – Вероятности символов после шифрования</w:t>
+      </w:r>
+      <w:r>
+        <w:rPr>
+          <w:lang w:eastAsia="ru-RU"/>
+        </w:rPr>
+        <w:t xml:space="preserve"> (Цезарь)</w:t>
+      </w:r>
+    </w:p>
+    <w:p>
+      <w:pPr>
+        <w:rPr>
+          <w:lang w:eastAsia="ru-RU"/>
+        </w:rPr>
+      </w:pPr>
+      <w:r>
+        <w:rPr>
+          <w:lang w:eastAsia="ru-RU"/>
+        </w:rPr>
+        <w:t xml:space="preserve">Аналогично рассчитываются и выводятся вероятности для текста, зашифрованного шифром </w:t>
+      </w:r>
+      <w:r>
+        <w:rPr>
+          <w:lang w:eastAsia="ru-RU"/>
+        </w:rPr>
+        <w:t>Порта</w:t>
+      </w:r>
+      <w:r>
+        <w:rPr>
+          <w:lang w:eastAsia="ru-RU"/>
+        </w:rPr>
+        <w:t>. Результаты представлены на рисунке 3.</w:t>
+      </w:r>
+      <w:r>
+        <w:rPr>
+          <w:lang w:eastAsia="ru-RU"/>
+        </w:rPr>
         <w:t>9</w:t>
-      </w:r>
-      <w:r>
-        <w:rPr>
-          <w:lang w:eastAsia="ru-RU"/>
-        </w:rPr>
-        <w:t xml:space="preserve"> – Вероятности символов после шифрования</w:t>
-      </w:r>
-      <w:r>
-        <w:rPr>
-          <w:lang w:eastAsia="ru-RU"/>
-        </w:rPr>
-        <w:t xml:space="preserve"> (Цезарь)</w:t>
-      </w:r>
-    </w:p>
-    <w:p>
-      <w:pPr>
-        <w:rPr>
-          <w:lang w:eastAsia="ru-RU"/>
-        </w:rPr>
-      </w:pPr>
-      <w:r>
-        <w:rPr>
-          <w:lang w:eastAsia="ru-RU"/>
-        </w:rPr>
-        <w:t xml:space="preserve">Аналогично рассчитываются и выводятся вероятности для текста, зашифрованного шифром </w:t>
-      </w:r>
-      <w:r>
-        <w:rPr>
-          <w:lang w:eastAsia="ru-RU"/>
-        </w:rPr>
-        <w:t>Порта</w:t>
-      </w:r>
-      <w:r>
-        <w:rPr>
-          <w:lang w:eastAsia="ru-RU"/>
-        </w:rPr>
-        <w:t>. Результаты представлены на рисунке 3.</w:t>
-      </w:r>
-      <w:r>
-        <w:rPr>
-          <w:lang w:eastAsia="ru-RU"/>
-        </w:rPr>
-        <w:t>10</w:t>
       </w:r>
       <w:r>
         <w:rPr>
@@ -6628,7 +6626,7 @@
                     <pic:cNvPicPr/>
                   </pic:nvPicPr>
                   <pic:blipFill>
-                    <a:blip r:embed="rId18"/>
+                    <a:blip r:embed="rId17"/>
                     <a:stretch>
                       <a:fillRect/>
                     </a:stretch>
@@ -6671,7 +6669,7 @@
         <w:rPr>
           <w:lang w:eastAsia="ru-RU"/>
         </w:rPr>
-        <w:t>10</w:t>
+        <w:t>9</w:t>
       </w:r>
       <w:r>
         <w:rPr>
@@ -6865,7 +6863,7 @@
       </w:r>
     </w:p>
     <w:sectPr>
-      <w:headerReference w:type="default" r:id="rId19"/>
+      <w:headerReference w:type="default" r:id="rId18"/>
       <w:pgSz w:w="11906" w:h="16838"/>
       <w:pgMar w:top="1134" w:right="850" w:bottom="1134" w:left="1701" w:header="708" w:footer="708" w:gutter="0"/>
       <w:cols w:space="708"/>
